--- a/lab6/10235501451唐屹.docx
+++ b/lab6/10235501451唐屹.docx
@@ -6,6 +6,7 @@
       <w:pPr>
         <w:jc w:val="center"/>
         <w:rPr>
+          <w:rFonts w:hint="eastAsia"/>
           <w:sz w:val="28"/>
           <w:szCs w:val="28"/>
         </w:rPr>
@@ -24,6 +25,7 @@
         <w:wordWrap w:val="0"/>
         <w:jc w:val="right"/>
         <w:rPr>
+          <w:rFonts w:hint="eastAsia"/>
           <w:szCs w:val="21"/>
         </w:rPr>
       </w:pPr>
@@ -45,6 +47,7 @@
         <w:ind w:right="210"/>
         <w:jc w:val="left"/>
         <w:rPr>
+          <w:rFonts w:hint="eastAsia"/>
           <w:szCs w:val="21"/>
         </w:rPr>
       </w:pPr>
@@ -62,11 +65,13 @@
         <w:ind w:left="420" w:right="210"/>
         <w:jc w:val="left"/>
         <w:rPr>
-          <w:szCs w:val="21"/>
-        </w:rPr>
-      </w:pPr>
-      <w:r>
-        <w:rPr>
+          <w:rFonts w:hint="eastAsia"/>
+          <w:szCs w:val="21"/>
+        </w:rPr>
+      </w:pPr>
+      <w:r>
+        <w:rPr>
+          <w:noProof/>
           <w:szCs w:val="21"/>
         </w:rPr>
         <w:drawing>
@@ -112,6 +117,7 @@
         <w:ind w:left="420" w:right="210"/>
         <w:jc w:val="center"/>
         <w:rPr>
+          <w:rFonts w:hint="eastAsia"/>
           <w:szCs w:val="21"/>
         </w:rPr>
       </w:pPr>
@@ -129,11 +135,13 @@
         <w:ind w:left="420" w:right="210"/>
         <w:jc w:val="center"/>
         <w:rPr>
-          <w:szCs w:val="21"/>
-        </w:rPr>
-      </w:pPr>
-      <w:r>
-        <w:rPr>
+          <w:rFonts w:hint="eastAsia"/>
+          <w:szCs w:val="21"/>
+        </w:rPr>
+      </w:pPr>
+      <w:r>
+        <w:rPr>
+          <w:noProof/>
           <w:szCs w:val="21"/>
         </w:rPr>
         <w:drawing>
@@ -179,6 +187,7 @@
         <w:ind w:left="420" w:right="210"/>
         <w:jc w:val="center"/>
         <w:rPr>
+          <w:rFonts w:hint="eastAsia"/>
           <w:szCs w:val="21"/>
         </w:rPr>
       </w:pPr>
@@ -196,11 +205,13 @@
         <w:ind w:left="420" w:right="210"/>
         <w:jc w:val="center"/>
         <w:rPr>
-          <w:szCs w:val="21"/>
-        </w:rPr>
-      </w:pPr>
-      <w:r>
-        <w:rPr>
+          <w:rFonts w:hint="eastAsia"/>
+          <w:szCs w:val="21"/>
+        </w:rPr>
+      </w:pPr>
+      <w:r>
+        <w:rPr>
+          <w:noProof/>
           <w:szCs w:val="21"/>
         </w:rPr>
         <w:lastRenderedPageBreak/>
@@ -247,6 +258,7 @@
         <w:ind w:left="420" w:right="210"/>
         <w:jc w:val="center"/>
         <w:rPr>
+          <w:rFonts w:hint="eastAsia"/>
           <w:szCs w:val="21"/>
         </w:rPr>
       </w:pPr>
@@ -291,7 +303,43 @@
           <w:rFonts w:hint="eastAsia"/>
           <w:szCs w:val="21"/>
         </w:rPr>
-        <w:t>这段代码实现的功能</w:t>
+        <w:t>代码可见</w:t>
+      </w:r>
+    </w:p>
+    <w:p>
+      <w:pPr>
+        <w:pStyle w:val="a9"/>
+        <w:ind w:left="420" w:right="210"/>
+        <w:rPr>
+          <w:rFonts w:hint="eastAsia"/>
+          <w:szCs w:val="21"/>
+        </w:rPr>
+      </w:pPr>
+      <w:hyperlink r:id="rId8" w:history="1">
+        <w:r>
+          <w:rPr>
+            <w:rStyle w:val="ae"/>
+            <w:szCs w:val="21"/>
+          </w:rPr>
+          <w:t>natural_language_processing/lab6/lab6.py at main · dingzhen1145141919/natural_language_processing</w:t>
+        </w:r>
+      </w:hyperlink>
+    </w:p>
+    <w:p>
+      <w:pPr>
+        <w:pStyle w:val="a9"/>
+        <w:ind w:left="420" w:right="210"/>
+        <w:rPr>
+          <w:rFonts w:hint="eastAsia"/>
+          <w:szCs w:val="21"/>
+        </w:rPr>
+      </w:pPr>
+      <w:r>
+        <w:rPr>
+          <w:rFonts w:hint="eastAsia"/>
+          <w:szCs w:val="21"/>
+        </w:rPr>
+        <w:t>代码实现的功能</w:t>
       </w:r>
       <w:r>
         <w:rPr>
@@ -310,6 +358,7 @@
         </w:numPr>
         <w:ind w:right="210"/>
         <w:rPr>
+          <w:rFonts w:hint="eastAsia"/>
           <w:szCs w:val="21"/>
         </w:rPr>
       </w:pPr>
@@ -344,6 +393,7 @@
         </w:numPr>
         <w:ind w:right="210"/>
         <w:rPr>
+          <w:rFonts w:hint="eastAsia"/>
           <w:szCs w:val="21"/>
         </w:rPr>
       </w:pPr>
@@ -380,6 +430,7 @@
         </w:numPr>
         <w:ind w:right="210"/>
         <w:rPr>
+          <w:rFonts w:hint="eastAsia"/>
           <w:szCs w:val="21"/>
         </w:rPr>
       </w:pPr>
@@ -389,6 +440,28 @@
           <w:szCs w:val="21"/>
         </w:rPr>
         <w:t>遍历文档，得到总文档数N，进行分词、剔除停用词</w:t>
+      </w:r>
+      <w:r>
+        <w:rPr>
+          <w:rFonts w:hint="eastAsia"/>
+          <w:szCs w:val="21"/>
+        </w:rPr>
+        <w:t>（</w:t>
+      </w:r>
+      <w:r>
+        <w:rPr>
+          <w:rFonts w:hint="eastAsia"/>
+          <w:szCs w:val="21"/>
+          <w:highlight w:val="yellow"/>
+        </w:rPr>
+        <w:t>使用lab1的停用词</w:t>
+      </w:r>
+      <w:r>
+        <w:rPr>
+          <w:rFonts w:hint="eastAsia"/>
+          <w:szCs w:val="21"/>
+        </w:rPr>
+        <w:t>）</w:t>
       </w:r>
       <w:r>
         <w:rPr>
@@ -444,6 +517,7 @@
         </w:numPr>
         <w:ind w:right="210"/>
         <w:rPr>
+          <w:rFonts w:hint="eastAsia"/>
           <w:szCs w:val="21"/>
         </w:rPr>
       </w:pPr>
@@ -464,6 +538,7 @@
         </w:numPr>
         <w:ind w:right="210"/>
         <w:rPr>
+          <w:rFonts w:hint="eastAsia"/>
           <w:szCs w:val="21"/>
         </w:rPr>
       </w:pPr>
@@ -534,13 +609,22 @@
           <w:rFonts w:hint="eastAsia"/>
           <w:szCs w:val="21"/>
         </w:rPr>
-        <w:t>（比较文件相关性方法即为将所有查询单词的</w:t>
+        <w:t>（比较文件相关性方法即为</w:t>
+      </w:r>
+      <w:r>
+        <w:rPr>
+          <w:rFonts w:hint="eastAsia"/>
+          <w:szCs w:val="21"/>
+          <w:highlight w:val="yellow"/>
+        </w:rPr>
+        <w:t>将所有查询单词的</w:t>
       </w:r>
       <w:proofErr w:type="spellStart"/>
       <w:r>
         <w:rPr>
           <w:rFonts w:hint="eastAsia"/>
           <w:szCs w:val="21"/>
+          <w:highlight w:val="yellow"/>
         </w:rPr>
         <w:t>tf</w:t>
       </w:r>
@@ -549,8 +633,16 @@
         <w:rPr>
           <w:rFonts w:hint="eastAsia"/>
           <w:szCs w:val="21"/>
-        </w:rPr>
-        <w:t>相加）</w:t>
+          <w:highlight w:val="yellow"/>
+        </w:rPr>
+        <w:t>相加</w:t>
+      </w:r>
+      <w:r>
+        <w:rPr>
+          <w:rFonts w:hint="eastAsia"/>
+          <w:szCs w:val="21"/>
+        </w:rPr>
+        <w:t>）</w:t>
       </w:r>
     </w:p>
     <w:p>
@@ -575,19 +667,870 @@
     </w:p>
     <w:p>
       <w:pPr>
-        <w:ind w:left="420" w:right="210"/>
-        <w:rPr>
-          <w:szCs w:val="21"/>
-        </w:rPr>
-      </w:pPr>
-    </w:p>
-    <w:p>
-      <w:pPr>
-        <w:ind w:left="420" w:right="210"/>
-        <w:rPr>
-          <w:szCs w:val="21"/>
-        </w:rPr>
-      </w:pPr>
+        <w:ind w:right="210"/>
+        <w:rPr>
+          <w:szCs w:val="21"/>
+        </w:rPr>
+      </w:pPr>
+    </w:p>
+    <w:p>
+      <w:pPr>
+        <w:ind w:right="210"/>
+        <w:rPr>
+          <w:szCs w:val="21"/>
+        </w:rPr>
+      </w:pPr>
+      <w:r>
+        <w:rPr>
+          <w:szCs w:val="21"/>
+        </w:rPr>
+        <w:drawing>
+          <wp:inline distT="0" distB="0" distL="0" distR="0" wp14:anchorId="5501D69F" wp14:editId="141E4251">
+            <wp:extent cx="5274310" cy="895350"/>
+            <wp:effectExtent l="0" t="0" r="2540" b="0"/>
+            <wp:docPr id="1319878006" name="图片 1"/>
+            <wp:cNvGraphicFramePr>
+              <a:graphicFrameLocks xmlns:a="http://schemas.openxmlformats.org/drawingml/2006/main" noChangeAspect="1"/>
+            </wp:cNvGraphicFramePr>
+            <a:graphic xmlns:a="http://schemas.openxmlformats.org/drawingml/2006/main">
+              <a:graphicData uri="http://schemas.openxmlformats.org/drawingml/2006/picture">
+                <pic:pic xmlns:pic="http://schemas.openxmlformats.org/drawingml/2006/picture">
+                  <pic:nvPicPr>
+                    <pic:cNvPr id="1319878006" name=""/>
+                    <pic:cNvPicPr/>
+                  </pic:nvPicPr>
+                  <pic:blipFill>
+                    <a:blip r:embed="rId9"/>
+                    <a:stretch>
+                      <a:fillRect/>
+                    </a:stretch>
+                  </pic:blipFill>
+                  <pic:spPr>
+                    <a:xfrm>
+                      <a:off x="0" y="0"/>
+                      <a:ext cx="5274310" cy="895350"/>
+                    </a:xfrm>
+                    <a:prstGeom prst="rect">
+                      <a:avLst/>
+                    </a:prstGeom>
+                  </pic:spPr>
+                </pic:pic>
+              </a:graphicData>
+            </a:graphic>
+          </wp:inline>
+        </w:drawing>
+      </w:r>
+    </w:p>
+    <w:p>
+      <w:pPr>
+        <w:ind w:right="210"/>
+        <w:rPr>
+          <w:b/>
+          <w:bCs/>
+          <w:szCs w:val="21"/>
+        </w:rPr>
+      </w:pPr>
+      <w:r>
+        <w:rPr>
+          <w:b/>
+          <w:bCs/>
+          <w:szCs w:val="21"/>
+        </w:rPr>
+        <w:t>加载停用词表 </w:t>
+      </w:r>
+      <w:proofErr w:type="spellStart"/>
+      <w:r>
+        <w:rPr>
+          <w:b/>
+          <w:bCs/>
+          <w:szCs w:val="21"/>
+        </w:rPr>
+        <w:fldChar w:fldCharType="begin"/>
+      </w:r>
+      <w:r>
+        <w:rPr>
+          <w:b/>
+          <w:bCs/>
+          <w:szCs w:val="21"/>
+        </w:rPr>
+        <w:instrText>HYPERLINK "javascript:void(0)"</w:instrText>
+      </w:r>
+      <w:r>
+        <w:rPr>
+          <w:b/>
+          <w:bCs/>
+          <w:szCs w:val="21"/>
+        </w:rPr>
+      </w:r>
+      <w:r>
+        <w:rPr>
+          <w:b/>
+          <w:bCs/>
+          <w:szCs w:val="21"/>
+        </w:rPr>
+        <w:fldChar w:fldCharType="separate"/>
+      </w:r>
+      <w:r>
+        <w:rPr>
+          <w:rStyle w:val="ae"/>
+          <w:b/>
+          <w:bCs/>
+          <w:szCs w:val="21"/>
+        </w:rPr>
+        <w:t>load_stopwords</w:t>
+      </w:r>
+      <w:proofErr w:type="spellEnd"/>
+      <w:r>
+        <w:rPr>
+          <w:rStyle w:val="ae"/>
+          <w:b/>
+          <w:bCs/>
+          <w:szCs w:val="21"/>
+        </w:rPr>
+        <w:t>(stopwords_path)</w:t>
+      </w:r>
+      <w:r>
+        <w:rPr>
+          <w:szCs w:val="21"/>
+        </w:rPr>
+        <w:fldChar w:fldCharType="end"/>
+      </w:r>
+    </w:p>
+    <w:p>
+      <w:pPr>
+        <w:ind w:right="210"/>
+        <w:rPr>
+          <w:szCs w:val="21"/>
+        </w:rPr>
+      </w:pPr>
+      <w:r>
+        <w:rPr>
+          <w:szCs w:val="21"/>
+        </w:rPr>
+        <w:t>这个函数从指定路径加载一个停用词文件，每一行是一个需要过滤的停用词（如“的”、“是”等常见无意义词汇）。它返回一个集合 set，用于后续分词时去除这些干扰词。</w:t>
+      </w:r>
+    </w:p>
+    <w:p>
+      <w:pPr>
+        <w:ind w:right="210"/>
+        <w:rPr>
+          <w:szCs w:val="21"/>
+        </w:rPr>
+      </w:pPr>
+      <w:r>
+        <w:rPr>
+          <w:szCs w:val="21"/>
+        </w:rPr>
+        <w:drawing>
+          <wp:inline distT="0" distB="0" distL="0" distR="0" wp14:anchorId="6162C1A0" wp14:editId="7C12C0CE">
+            <wp:extent cx="5274310" cy="697865"/>
+            <wp:effectExtent l="0" t="0" r="2540" b="6985"/>
+            <wp:docPr id="615369967" name="图片 1"/>
+            <wp:cNvGraphicFramePr>
+              <a:graphicFrameLocks xmlns:a="http://schemas.openxmlformats.org/drawingml/2006/main" noChangeAspect="1"/>
+            </wp:cNvGraphicFramePr>
+            <a:graphic xmlns:a="http://schemas.openxmlformats.org/drawingml/2006/main">
+              <a:graphicData uri="http://schemas.openxmlformats.org/drawingml/2006/picture">
+                <pic:pic xmlns:pic="http://schemas.openxmlformats.org/drawingml/2006/picture">
+                  <pic:nvPicPr>
+                    <pic:cNvPr id="615369967" name=""/>
+                    <pic:cNvPicPr/>
+                  </pic:nvPicPr>
+                  <pic:blipFill>
+                    <a:blip r:embed="rId10"/>
+                    <a:stretch>
+                      <a:fillRect/>
+                    </a:stretch>
+                  </pic:blipFill>
+                  <pic:spPr>
+                    <a:xfrm>
+                      <a:off x="0" y="0"/>
+                      <a:ext cx="5274310" cy="697865"/>
+                    </a:xfrm>
+                    <a:prstGeom prst="rect">
+                      <a:avLst/>
+                    </a:prstGeom>
+                  </pic:spPr>
+                </pic:pic>
+              </a:graphicData>
+            </a:graphic>
+          </wp:inline>
+        </w:drawing>
+      </w:r>
+    </w:p>
+    <w:p>
+      <w:pPr>
+        <w:ind w:right="210"/>
+        <w:rPr>
+          <w:b/>
+          <w:bCs/>
+          <w:szCs w:val="21"/>
+        </w:rPr>
+      </w:pPr>
+      <w:r>
+        <w:rPr>
+          <w:b/>
+          <w:bCs/>
+          <w:szCs w:val="21"/>
+        </w:rPr>
+        <w:t>分词与过滤 </w:t>
+      </w:r>
+      <w:hyperlink r:id="rId11" w:history="1">
+        <w:r>
+          <w:rPr>
+            <w:rStyle w:val="ae"/>
+            <w:b/>
+            <w:bCs/>
+            <w:szCs w:val="21"/>
+          </w:rPr>
+          <w:t>tokenize(tex</w:t>
+        </w:r>
+        <w:r>
+          <w:rPr>
+            <w:rStyle w:val="ae"/>
+            <w:b/>
+            <w:bCs/>
+            <w:szCs w:val="21"/>
+          </w:rPr>
+          <w:t>t</w:t>
+        </w:r>
+        <w:r>
+          <w:rPr>
+            <w:rStyle w:val="ae"/>
+            <w:b/>
+            <w:bCs/>
+            <w:szCs w:val="21"/>
+          </w:rPr>
+          <w:t>, stopwords)</w:t>
+        </w:r>
+      </w:hyperlink>
+    </w:p>
+    <w:p>
+      <w:pPr>
+        <w:ind w:right="210"/>
+        <w:rPr>
+          <w:szCs w:val="21"/>
+        </w:rPr>
+      </w:pPr>
+      <w:r>
+        <w:rPr>
+          <w:szCs w:val="21"/>
+        </w:rPr>
+        <w:t>该函数使用 </w:t>
+      </w:r>
+      <w:proofErr w:type="spellStart"/>
+      <w:r>
+        <w:rPr>
+          <w:szCs w:val="21"/>
+        </w:rPr>
+        <w:t>jieba</w:t>
+      </w:r>
+      <w:proofErr w:type="spellEnd"/>
+      <w:r>
+        <w:rPr>
+          <w:szCs w:val="21"/>
+        </w:rPr>
+        <w:t> 对输入文本进行中文分词，并过滤掉停用词以及空字符串。</w:t>
+      </w:r>
+    </w:p>
+    <w:p>
+      <w:pPr>
+        <w:ind w:right="210"/>
+        <w:rPr>
+          <w:szCs w:val="21"/>
+        </w:rPr>
+      </w:pPr>
+    </w:p>
+    <w:p>
+      <w:pPr>
+        <w:ind w:right="210"/>
+        <w:jc w:val="center"/>
+        <w:rPr>
+          <w:szCs w:val="21"/>
+        </w:rPr>
+      </w:pPr>
+      <w:r>
+        <w:rPr>
+          <w:szCs w:val="21"/>
+        </w:rPr>
+        <w:lastRenderedPageBreak/>
+        <w:drawing>
+          <wp:inline distT="0" distB="0" distL="0" distR="0" wp14:anchorId="43E88B05" wp14:editId="77125D19">
+            <wp:extent cx="3891064" cy="2721777"/>
+            <wp:effectExtent l="0" t="0" r="0" b="2540"/>
+            <wp:docPr id="668322502" name="图片 1"/>
+            <wp:cNvGraphicFramePr>
+              <a:graphicFrameLocks xmlns:a="http://schemas.openxmlformats.org/drawingml/2006/main" noChangeAspect="1"/>
+            </wp:cNvGraphicFramePr>
+            <a:graphic xmlns:a="http://schemas.openxmlformats.org/drawingml/2006/main">
+              <a:graphicData uri="http://schemas.openxmlformats.org/drawingml/2006/picture">
+                <pic:pic xmlns:pic="http://schemas.openxmlformats.org/drawingml/2006/picture">
+                  <pic:nvPicPr>
+                    <pic:cNvPr id="668322502" name=""/>
+                    <pic:cNvPicPr/>
+                  </pic:nvPicPr>
+                  <pic:blipFill>
+                    <a:blip r:embed="rId12"/>
+                    <a:stretch>
+                      <a:fillRect/>
+                    </a:stretch>
+                  </pic:blipFill>
+                  <pic:spPr>
+                    <a:xfrm>
+                      <a:off x="0" y="0"/>
+                      <a:ext cx="3902520" cy="2729791"/>
+                    </a:xfrm>
+                    <a:prstGeom prst="rect">
+                      <a:avLst/>
+                    </a:prstGeom>
+                  </pic:spPr>
+                </pic:pic>
+              </a:graphicData>
+            </a:graphic>
+          </wp:inline>
+        </w:drawing>
+      </w:r>
+    </w:p>
+    <w:p>
+      <w:pPr>
+        <w:ind w:right="210"/>
+        <w:jc w:val="left"/>
+        <w:rPr>
+          <w:b/>
+          <w:bCs/>
+          <w:szCs w:val="21"/>
+        </w:rPr>
+      </w:pPr>
+      <w:r>
+        <w:rPr>
+          <w:b/>
+          <w:bCs/>
+          <w:szCs w:val="21"/>
+        </w:rPr>
+        <w:t>构建倒排索引和胜者表 </w:t>
+      </w:r>
+      <w:proofErr w:type="spellStart"/>
+      <w:r>
+        <w:rPr>
+          <w:b/>
+          <w:bCs/>
+          <w:szCs w:val="21"/>
+        </w:rPr>
+        <w:fldChar w:fldCharType="begin"/>
+      </w:r>
+      <w:r>
+        <w:rPr>
+          <w:b/>
+          <w:bCs/>
+          <w:szCs w:val="21"/>
+        </w:rPr>
+        <w:instrText>HYPERLINK "javascript:void(0)"</w:instrText>
+      </w:r>
+      <w:r>
+        <w:rPr>
+          <w:b/>
+          <w:bCs/>
+          <w:szCs w:val="21"/>
+        </w:rPr>
+      </w:r>
+      <w:r>
+        <w:rPr>
+          <w:b/>
+          <w:bCs/>
+          <w:szCs w:val="21"/>
+        </w:rPr>
+        <w:fldChar w:fldCharType="separate"/>
+      </w:r>
+      <w:r>
+        <w:rPr>
+          <w:rStyle w:val="ae"/>
+          <w:b/>
+          <w:bCs/>
+          <w:szCs w:val="21"/>
+        </w:rPr>
+        <w:t>build_full_index</w:t>
+      </w:r>
+      <w:proofErr w:type="spellEnd"/>
+      <w:r>
+        <w:rPr>
+          <w:rStyle w:val="ae"/>
+          <w:b/>
+          <w:bCs/>
+          <w:szCs w:val="21"/>
+        </w:rPr>
+        <w:t>(article_dir, stopwords)</w:t>
+      </w:r>
+      <w:r>
+        <w:rPr>
+          <w:szCs w:val="21"/>
+        </w:rPr>
+        <w:fldChar w:fldCharType="end"/>
+      </w:r>
+    </w:p>
+    <w:p>
+      <w:pPr>
+        <w:ind w:right="210"/>
+        <w:jc w:val="left"/>
+        <w:rPr>
+          <w:szCs w:val="21"/>
+        </w:rPr>
+      </w:pPr>
+      <w:r>
+        <w:rPr>
+          <w:szCs w:val="21"/>
+        </w:rPr>
+        <w:t>这是整个程序的核心部分之一。它遍历所有 </w:t>
+      </w:r>
+      <w:hyperlink r:id="rId13" w:history="1">
+        <w:r>
+          <w:rPr>
+            <w:rStyle w:val="ae"/>
+            <w:szCs w:val="21"/>
+          </w:rPr>
+          <w:t>.txt</w:t>
+        </w:r>
+      </w:hyperlink>
+      <w:r>
+        <w:rPr>
+          <w:szCs w:val="21"/>
+        </w:rPr>
+        <w:t> 文件，对每篇文档进行分词、统计词频（TF），然后构建倒排索引，并为</w:t>
+      </w:r>
+      <w:proofErr w:type="gramStart"/>
+      <w:r>
+        <w:rPr>
+          <w:szCs w:val="21"/>
+        </w:rPr>
+        <w:t>每个词项建立</w:t>
+      </w:r>
+      <w:proofErr w:type="gramEnd"/>
+      <w:r>
+        <w:rPr>
+          <w:szCs w:val="21"/>
+        </w:rPr>
+        <w:t>胜者表（即 TF 最高的前 r </w:t>
+      </w:r>
+      <w:proofErr w:type="gramStart"/>
+      <w:r>
+        <w:rPr>
+          <w:szCs w:val="21"/>
+        </w:rPr>
+        <w:t>个</w:t>
+      </w:r>
+      <w:proofErr w:type="gramEnd"/>
+      <w:r>
+        <w:rPr>
+          <w:szCs w:val="21"/>
+        </w:rPr>
+        <w:t>文档）。</w:t>
+      </w:r>
+    </w:p>
+    <w:p>
+      <w:pPr>
+        <w:ind w:right="210"/>
+        <w:jc w:val="left"/>
+        <w:rPr>
+          <w:rFonts w:hint="eastAsia"/>
+          <w:szCs w:val="21"/>
+        </w:rPr>
+      </w:pPr>
+    </w:p>
+    <w:p>
+      <w:pPr>
+        <w:ind w:right="210"/>
+        <w:rPr>
+          <w:szCs w:val="21"/>
+        </w:rPr>
+      </w:pPr>
+      <w:r>
+        <w:rPr>
+          <w:szCs w:val="21"/>
+        </w:rPr>
+        <w:drawing>
+          <wp:inline distT="0" distB="0" distL="0" distR="0" wp14:anchorId="54F68299" wp14:editId="3700257A">
+            <wp:extent cx="5274310" cy="5090795"/>
+            <wp:effectExtent l="0" t="0" r="2540" b="0"/>
+            <wp:docPr id="1713701961" name="图片 1"/>
+            <wp:cNvGraphicFramePr>
+              <a:graphicFrameLocks xmlns:a="http://schemas.openxmlformats.org/drawingml/2006/main" noChangeAspect="1"/>
+            </wp:cNvGraphicFramePr>
+            <a:graphic xmlns:a="http://schemas.openxmlformats.org/drawingml/2006/main">
+              <a:graphicData uri="http://schemas.openxmlformats.org/drawingml/2006/picture">
+                <pic:pic xmlns:pic="http://schemas.openxmlformats.org/drawingml/2006/picture">
+                  <pic:nvPicPr>
+                    <pic:cNvPr id="1713701961" name=""/>
+                    <pic:cNvPicPr/>
+                  </pic:nvPicPr>
+                  <pic:blipFill>
+                    <a:blip r:embed="rId14"/>
+                    <a:stretch>
+                      <a:fillRect/>
+                    </a:stretch>
+                  </pic:blipFill>
+                  <pic:spPr>
+                    <a:xfrm>
+                      <a:off x="0" y="0"/>
+                      <a:ext cx="5274310" cy="5090795"/>
+                    </a:xfrm>
+                    <a:prstGeom prst="rect">
+                      <a:avLst/>
+                    </a:prstGeom>
+                  </pic:spPr>
+                </pic:pic>
+              </a:graphicData>
+            </a:graphic>
+          </wp:inline>
+        </w:drawing>
+      </w:r>
+    </w:p>
+    <w:p>
+      <w:pPr>
+        <w:ind w:right="210"/>
+        <w:rPr>
+          <w:b/>
+          <w:bCs/>
+          <w:szCs w:val="21"/>
+        </w:rPr>
+      </w:pPr>
+      <w:r>
+        <w:rPr>
+          <w:b/>
+          <w:bCs/>
+          <w:szCs w:val="21"/>
+        </w:rPr>
+        <w:lastRenderedPageBreak/>
+        <w:t>查询处理函数 </w:t>
+      </w:r>
+      <w:proofErr w:type="spellStart"/>
+      <w:r>
+        <w:rPr>
+          <w:b/>
+          <w:bCs/>
+          <w:szCs w:val="21"/>
+        </w:rPr>
+        <w:t>query_top_k_terms_with_r</w:t>
+      </w:r>
+      <w:proofErr w:type="spellEnd"/>
+      <w:r>
+        <w:rPr>
+          <w:b/>
+          <w:bCs/>
+          <w:szCs w:val="21"/>
+        </w:rPr>
+        <w:t xml:space="preserve">(k, terms, </w:t>
+      </w:r>
+      <w:proofErr w:type="spellStart"/>
+      <w:r>
+        <w:rPr>
+          <w:b/>
+          <w:bCs/>
+          <w:szCs w:val="21"/>
+        </w:rPr>
+        <w:t>full_winner_lists</w:t>
+      </w:r>
+      <w:proofErr w:type="spellEnd"/>
+      <w:r>
+        <w:rPr>
+          <w:b/>
+          <w:bCs/>
+          <w:szCs w:val="21"/>
+        </w:rPr>
+        <w:t>, r)</w:t>
+      </w:r>
+    </w:p>
+    <w:p>
+      <w:pPr>
+        <w:ind w:right="210"/>
+        <w:rPr>
+          <w:szCs w:val="21"/>
+        </w:rPr>
+      </w:pPr>
+      <w:r>
+        <w:rPr>
+          <w:szCs w:val="21"/>
+        </w:rPr>
+        <w:t>这个函数负责根据输入的多个关键词，从胜者表中获取对应的文档列表，求它们的交集，并按 TF 得分加权排序，最终返回得分最高的前 k </w:t>
+      </w:r>
+      <w:proofErr w:type="gramStart"/>
+      <w:r>
+        <w:rPr>
+          <w:szCs w:val="21"/>
+        </w:rPr>
+        <w:t>个</w:t>
+      </w:r>
+      <w:proofErr w:type="gramEnd"/>
+      <w:r>
+        <w:rPr>
+          <w:szCs w:val="21"/>
+        </w:rPr>
+        <w:t>文档。</w:t>
+      </w:r>
+    </w:p>
+    <w:p>
+      <w:pPr>
+        <w:ind w:right="210"/>
+        <w:rPr>
+          <w:szCs w:val="21"/>
+        </w:rPr>
+      </w:pPr>
+      <w:r>
+        <w:rPr>
+          <w:szCs w:val="21"/>
+        </w:rPr>
+        <w:drawing>
+          <wp:inline distT="0" distB="0" distL="0" distR="0" wp14:anchorId="58B73DF1" wp14:editId="65BF5215">
+            <wp:extent cx="5274310" cy="5071110"/>
+            <wp:effectExtent l="0" t="0" r="2540" b="0"/>
+            <wp:docPr id="640016263" name="图片 1"/>
+            <wp:cNvGraphicFramePr>
+              <a:graphicFrameLocks xmlns:a="http://schemas.openxmlformats.org/drawingml/2006/main" noChangeAspect="1"/>
+            </wp:cNvGraphicFramePr>
+            <a:graphic xmlns:a="http://schemas.openxmlformats.org/drawingml/2006/main">
+              <a:graphicData uri="http://schemas.openxmlformats.org/drawingml/2006/picture">
+                <pic:pic xmlns:pic="http://schemas.openxmlformats.org/drawingml/2006/picture">
+                  <pic:nvPicPr>
+                    <pic:cNvPr id="640016263" name=""/>
+                    <pic:cNvPicPr/>
+                  </pic:nvPicPr>
+                  <pic:blipFill>
+                    <a:blip r:embed="rId15"/>
+                    <a:stretch>
+                      <a:fillRect/>
+                    </a:stretch>
+                  </pic:blipFill>
+                  <pic:spPr>
+                    <a:xfrm>
+                      <a:off x="0" y="0"/>
+                      <a:ext cx="5274310" cy="5071110"/>
+                    </a:xfrm>
+                    <a:prstGeom prst="rect">
+                      <a:avLst/>
+                    </a:prstGeom>
+                  </pic:spPr>
+                </pic:pic>
+              </a:graphicData>
+            </a:graphic>
+          </wp:inline>
+        </w:drawing>
+      </w:r>
+    </w:p>
+    <w:p>
+      <w:pPr>
+        <w:ind w:right="210"/>
+        <w:rPr>
+          <w:szCs w:val="21"/>
+        </w:rPr>
+      </w:pPr>
+      <w:r>
+        <w:rPr>
+          <w:szCs w:val="21"/>
+        </w:rPr>
+        <w:drawing>
+          <wp:inline distT="0" distB="0" distL="0" distR="0" wp14:anchorId="27AF1625" wp14:editId="6CA67A10">
+            <wp:extent cx="5274310" cy="2969895"/>
+            <wp:effectExtent l="0" t="0" r="2540" b="1905"/>
+            <wp:docPr id="1928481923" name="图片 1"/>
+            <wp:cNvGraphicFramePr>
+              <a:graphicFrameLocks xmlns:a="http://schemas.openxmlformats.org/drawingml/2006/main" noChangeAspect="1"/>
+            </wp:cNvGraphicFramePr>
+            <a:graphic xmlns:a="http://schemas.openxmlformats.org/drawingml/2006/main">
+              <a:graphicData uri="http://schemas.openxmlformats.org/drawingml/2006/picture">
+                <pic:pic xmlns:pic="http://schemas.openxmlformats.org/drawingml/2006/picture">
+                  <pic:nvPicPr>
+                    <pic:cNvPr id="1928481923" name=""/>
+                    <pic:cNvPicPr/>
+                  </pic:nvPicPr>
+                  <pic:blipFill>
+                    <a:blip r:embed="rId16"/>
+                    <a:stretch>
+                      <a:fillRect/>
+                    </a:stretch>
+                  </pic:blipFill>
+                  <pic:spPr>
+                    <a:xfrm>
+                      <a:off x="0" y="0"/>
+                      <a:ext cx="5274310" cy="2969895"/>
+                    </a:xfrm>
+                    <a:prstGeom prst="rect">
+                      <a:avLst/>
+                    </a:prstGeom>
+                  </pic:spPr>
+                </pic:pic>
+              </a:graphicData>
+            </a:graphic>
+          </wp:inline>
+        </w:drawing>
+      </w:r>
+    </w:p>
+    <w:p>
+      <w:pPr>
+        <w:ind w:right="210"/>
+        <w:rPr>
+          <w:b/>
+          <w:bCs/>
+          <w:szCs w:val="21"/>
+        </w:rPr>
+      </w:pPr>
+      <w:r>
+        <w:rPr>
+          <w:b/>
+          <w:bCs/>
+          <w:szCs w:val="21"/>
+        </w:rPr>
+        <w:lastRenderedPageBreak/>
+        <w:t>主程序入口 </w:t>
+      </w:r>
+      <w:hyperlink r:id="rId17" w:history="1">
+        <w:r>
+          <w:rPr>
+            <w:rStyle w:val="ae"/>
+            <w:b/>
+            <w:bCs/>
+            <w:szCs w:val="21"/>
+          </w:rPr>
+          <w:t>main()</w:t>
+        </w:r>
+      </w:hyperlink>
+    </w:p>
+    <w:p>
+      <w:pPr>
+        <w:ind w:right="210"/>
+        <w:rPr>
+          <w:szCs w:val="21"/>
+        </w:rPr>
+      </w:pPr>
+      <w:r>
+        <w:rPr>
+          <w:szCs w:val="21"/>
+        </w:rPr>
+        <w:t>主函数控制整体流程：</w:t>
+      </w:r>
+    </w:p>
+    <w:p>
+      <w:pPr>
+        <w:ind w:right="210"/>
+        <w:rPr>
+          <w:szCs w:val="21"/>
+        </w:rPr>
+      </w:pPr>
+      <w:r>
+        <w:rPr>
+          <w:szCs w:val="21"/>
+        </w:rPr>
+        <w:t>加载停用词</w:t>
+      </w:r>
+      <w:r>
+        <w:rPr>
+          <w:rFonts w:hint="eastAsia"/>
+          <w:szCs w:val="21"/>
+        </w:rPr>
+        <w:t>，</w:t>
+      </w:r>
+      <w:r>
+        <w:rPr>
+          <w:szCs w:val="21"/>
+        </w:rPr>
+        <w:t>输入参数（k 和 m）</w:t>
+      </w:r>
+      <w:r>
+        <w:rPr>
+          <w:rFonts w:hint="eastAsia"/>
+          <w:szCs w:val="21"/>
+        </w:rPr>
+        <w:t>，</w:t>
+      </w:r>
+      <w:r>
+        <w:rPr>
+          <w:szCs w:val="21"/>
+        </w:rPr>
+        <w:t>构建倒排索引</w:t>
+      </w:r>
+      <w:r>
+        <w:rPr>
+          <w:rFonts w:hint="eastAsia"/>
+          <w:szCs w:val="21"/>
+        </w:rPr>
+        <w:t>，</w:t>
+      </w:r>
+      <w:r>
+        <w:rPr>
+          <w:szCs w:val="21"/>
+        </w:rPr>
+        <w:t>输入查询词</w:t>
+      </w:r>
+      <w:r>
+        <w:rPr>
+          <w:rFonts w:hint="eastAsia"/>
+          <w:szCs w:val="21"/>
+        </w:rPr>
+        <w:t>，</w:t>
+      </w:r>
+      <w:r>
+        <w:rPr>
+          <w:szCs w:val="21"/>
+        </w:rPr>
+        <w:t>动态调整 r 的值（1/4N → 1/2N → 3/4N → N）</w:t>
+      </w:r>
+      <w:r>
+        <w:rPr>
+          <w:rFonts w:hint="eastAsia"/>
+          <w:szCs w:val="21"/>
+        </w:rPr>
+        <w:t>，</w:t>
+      </w:r>
+      <w:r>
+        <w:rPr>
+          <w:szCs w:val="21"/>
+        </w:rPr>
+        <w:t>调用查询函数，尝试满足至少 60% × k 的文档数量</w:t>
+      </w:r>
+      <w:r>
+        <w:rPr>
+          <w:rFonts w:hint="eastAsia"/>
+          <w:szCs w:val="21"/>
+        </w:rPr>
+        <w:t>，</w:t>
+      </w:r>
+      <w:r>
+        <w:rPr>
+          <w:szCs w:val="21"/>
+        </w:rPr>
+        <w:t>输出匹配的文档 ID 和对应文件名。</w:t>
+      </w:r>
+    </w:p>
+    <w:p>
+      <w:pPr>
+        <w:ind w:right="210"/>
+        <w:rPr>
+          <w:rFonts w:hint="eastAsia"/>
+          <w:szCs w:val="21"/>
+        </w:rPr>
+      </w:pPr>
+    </w:p>
+    <w:p>
+      <w:pPr>
+        <w:ind w:right="210"/>
+        <w:rPr>
+          <w:rFonts w:hint="eastAsia"/>
+          <w:szCs w:val="21"/>
+        </w:rPr>
+      </w:pPr>
+    </w:p>
+    <w:p>
+      <w:pPr>
+        <w:ind w:right="210"/>
+        <w:rPr>
+          <w:rFonts w:hint="eastAsia"/>
+          <w:szCs w:val="21"/>
+        </w:rPr>
+      </w:pPr>
+      <w:r>
+        <w:rPr>
+          <w:rFonts w:hint="eastAsia"/>
+          <w:szCs w:val="21"/>
+        </w:rPr>
+        <w:t>三、</w:t>
+      </w:r>
       <w:r>
         <w:rPr>
           <w:rFonts w:hint="eastAsia"/>
@@ -605,6 +1548,7 @@
         </w:numPr>
         <w:ind w:right="210"/>
         <w:rPr>
+          <w:rFonts w:hint="eastAsia"/>
           <w:szCs w:val="21"/>
         </w:rPr>
       </w:pPr>
@@ -641,6 +1585,7 @@
         </w:numPr>
         <w:ind w:right="210"/>
         <w:rPr>
+          <w:rFonts w:hint="eastAsia"/>
           <w:szCs w:val="21"/>
         </w:rPr>
       </w:pPr>
@@ -661,6 +1606,7 @@
         </w:numPr>
         <w:ind w:right="210"/>
         <w:rPr>
+          <w:rFonts w:hint="eastAsia"/>
           <w:szCs w:val="21"/>
         </w:rPr>
       </w:pPr>
@@ -709,6 +1655,7 @@
         <w:pStyle w:val="a9"/>
         <w:ind w:left="780" w:right="210"/>
         <w:rPr>
+          <w:rFonts w:hint="eastAsia"/>
           <w:szCs w:val="21"/>
         </w:rPr>
       </w:pPr>
@@ -732,6 +1679,7 @@
         <w:pStyle w:val="a9"/>
         <w:ind w:left="780" w:right="210"/>
         <w:rPr>
+          <w:rFonts w:hint="eastAsia"/>
           <w:szCs w:val="21"/>
         </w:rPr>
       </w:pPr>
@@ -747,7 +1695,37 @@
           <w:rFonts w:hint="eastAsia"/>
           <w:szCs w:val="21"/>
         </w:rPr>
-        <w:t>r的上界一定是N？首先论证r的上界不会更大，假设一个单词出现每一个文档中，它的胜利表最大就是N的规模，再大就会浪费时间；再论证其下界，假设有N</w:t>
+        <w:t>r的上界一定是N？</w:t>
+      </w:r>
+      <w:r>
+        <w:rPr>
+          <w:rFonts w:hint="eastAsia"/>
+          <w:szCs w:val="21"/>
+          <w:highlight w:val="yellow"/>
+        </w:rPr>
+        <w:t>首先论证r的上界不会更大</w:t>
+      </w:r>
+      <w:r>
+        <w:rPr>
+          <w:rFonts w:hint="eastAsia"/>
+          <w:szCs w:val="21"/>
+        </w:rPr>
+        <w:t>，假设一个单词出现每一个文档中，它的胜利表最大就是N的规模，再大就会浪费时间；再</w:t>
+      </w:r>
+      <w:r>
+        <w:rPr>
+          <w:rFonts w:hint="eastAsia"/>
+          <w:szCs w:val="21"/>
+          <w:highlight w:val="yellow"/>
+        </w:rPr>
+        <w:t>论证其下界</w:t>
+      </w:r>
+      <w:r>
+        <w:rPr>
+          <w:rFonts w:hint="eastAsia"/>
+          <w:szCs w:val="21"/>
+        </w:rPr>
+        <w:t>，假设有N</w:t>
       </w:r>
       <w:proofErr w:type="gramStart"/>
       <w:r>
@@ -795,22 +1773,30 @@
           <w:rFonts w:hint="eastAsia"/>
           <w:szCs w:val="21"/>
         </w:rPr>
-        <w:t>，且文档N中二者出现的次数最多，但当r小于N时，对于单词B无论如何文档N都不在胜者表里，那么此时求交集会输出没有文档同时包含A和B，从结果来说这样的查询是错的，所以r的上界的必然要大于等于N，综上所述，r的上界为N。当遇到输出文档数量过少时，我们通过不断增加r直到其上界也避免了这种因为r过小导致查询失败的原因，这也解释了为什么3.1中需要检测实际输出文件数</w:t>
+        <w:t>，且文档N中二者出现的次数最多，但当r小于N时，对于单词B无论如何文档N都不在胜者表里，那么此时求交集会输出没有文档同时包含A和B，从结果来说这样的查询是错的，所以r的上界的必然要大于等于N，</w:t>
+      </w:r>
+      <w:r>
+        <w:rPr>
+          <w:rFonts w:hint="eastAsia"/>
+          <w:szCs w:val="21"/>
+          <w:highlight w:val="yellow"/>
+        </w:rPr>
+        <w:t>综上所述，r的上界为N。当遇到输出文档数量过少时，我们通过不断增加r直到其上界也避免了这种因为r过小导致查询失败的原因，这也解释了为什么3.1中需要检测实际输出文件数</w:t>
       </w:r>
     </w:p>
     <w:p>
       <w:pPr>
         <w:ind w:right="210"/>
         <w:rPr>
-          <w:szCs w:val="21"/>
-        </w:rPr>
-      </w:pPr>
-      <w:r>
-        <w:rPr>
-          <w:rFonts w:hint="eastAsia"/>
-          <w:szCs w:val="21"/>
-        </w:rPr>
-        <w:lastRenderedPageBreak/>
+          <w:rFonts w:hint="eastAsia"/>
+          <w:szCs w:val="21"/>
+        </w:rPr>
+      </w:pPr>
+      <w:r>
+        <w:rPr>
+          <w:rFonts w:hint="eastAsia"/>
+          <w:szCs w:val="21"/>
+        </w:rPr>
         <w:t>代码不足：</w:t>
       </w:r>
     </w:p>
@@ -823,6 +1809,7 @@
         </w:numPr>
         <w:ind w:right="210"/>
         <w:rPr>
+          <w:rFonts w:hint="eastAsia"/>
           <w:szCs w:val="21"/>
         </w:rPr>
       </w:pPr>
@@ -967,6 +1954,7 @@
         </w:numPr>
         <w:ind w:right="210"/>
         <w:rPr>
+          <w:rFonts w:hint="eastAsia"/>
           <w:szCs w:val="21"/>
         </w:rPr>
       </w:pPr>
@@ -1231,6 +2219,155 @@
     </w:lvl>
   </w:abstractNum>
   <w:abstractNum w:abstractNumId="2" w15:restartNumberingAfterBreak="0">
+    <w:nsid w:val="266361BA"/>
+    <w:multiLevelType w:val="multilevel"/>
+    <w:tmpl w:val="AE72FDEA"/>
+    <w:lvl w:ilvl="0">
+      <w:start w:val="1"/>
+      <w:numFmt w:val="bullet"/>
+      <w:lvlText w:val=""/>
+      <w:lvlJc w:val="left"/>
+      <w:pPr>
+        <w:tabs>
+          <w:tab w:val="num" w:pos="720"/>
+        </w:tabs>
+        <w:ind w:left="720" w:hanging="360"/>
+      </w:pPr>
+      <w:rPr>
+        <w:rFonts w:ascii="Symbol" w:hAnsi="Symbol" w:hint="default"/>
+        <w:sz w:val="20"/>
+      </w:rPr>
+    </w:lvl>
+    <w:lvl w:ilvl="1" w:tentative="1">
+      <w:start w:val="1"/>
+      <w:numFmt w:val="bullet"/>
+      <w:lvlText w:val="o"/>
+      <w:lvlJc w:val="left"/>
+      <w:pPr>
+        <w:tabs>
+          <w:tab w:val="num" w:pos="1440"/>
+        </w:tabs>
+        <w:ind w:left="1440" w:hanging="360"/>
+      </w:pPr>
+      <w:rPr>
+        <w:rFonts w:ascii="Courier New" w:hAnsi="Courier New" w:hint="default"/>
+        <w:sz w:val="20"/>
+      </w:rPr>
+    </w:lvl>
+    <w:lvl w:ilvl="2" w:tentative="1">
+      <w:start w:val="1"/>
+      <w:numFmt w:val="bullet"/>
+      <w:lvlText w:val=""/>
+      <w:lvlJc w:val="left"/>
+      <w:pPr>
+        <w:tabs>
+          <w:tab w:val="num" w:pos="2160"/>
+        </w:tabs>
+        <w:ind w:left="2160" w:hanging="360"/>
+      </w:pPr>
+      <w:rPr>
+        <w:rFonts w:ascii="Wingdings" w:hAnsi="Wingdings" w:hint="default"/>
+        <w:sz w:val="20"/>
+      </w:rPr>
+    </w:lvl>
+    <w:lvl w:ilvl="3" w:tentative="1">
+      <w:start w:val="1"/>
+      <w:numFmt w:val="bullet"/>
+      <w:lvlText w:val=""/>
+      <w:lvlJc w:val="left"/>
+      <w:pPr>
+        <w:tabs>
+          <w:tab w:val="num" w:pos="2880"/>
+        </w:tabs>
+        <w:ind w:left="2880" w:hanging="360"/>
+      </w:pPr>
+      <w:rPr>
+        <w:rFonts w:ascii="Wingdings" w:hAnsi="Wingdings" w:hint="default"/>
+        <w:sz w:val="20"/>
+      </w:rPr>
+    </w:lvl>
+    <w:lvl w:ilvl="4" w:tentative="1">
+      <w:start w:val="1"/>
+      <w:numFmt w:val="bullet"/>
+      <w:lvlText w:val=""/>
+      <w:lvlJc w:val="left"/>
+      <w:pPr>
+        <w:tabs>
+          <w:tab w:val="num" w:pos="3600"/>
+        </w:tabs>
+        <w:ind w:left="3600" w:hanging="360"/>
+      </w:pPr>
+      <w:rPr>
+        <w:rFonts w:ascii="Wingdings" w:hAnsi="Wingdings" w:hint="default"/>
+        <w:sz w:val="20"/>
+      </w:rPr>
+    </w:lvl>
+    <w:lvl w:ilvl="5" w:tentative="1">
+      <w:start w:val="1"/>
+      <w:numFmt w:val="bullet"/>
+      <w:lvlText w:val=""/>
+      <w:lvlJc w:val="left"/>
+      <w:pPr>
+        <w:tabs>
+          <w:tab w:val="num" w:pos="4320"/>
+        </w:tabs>
+        <w:ind w:left="4320" w:hanging="360"/>
+      </w:pPr>
+      <w:rPr>
+        <w:rFonts w:ascii="Wingdings" w:hAnsi="Wingdings" w:hint="default"/>
+        <w:sz w:val="20"/>
+      </w:rPr>
+    </w:lvl>
+    <w:lvl w:ilvl="6" w:tentative="1">
+      <w:start w:val="1"/>
+      <w:numFmt w:val="bullet"/>
+      <w:lvlText w:val=""/>
+      <w:lvlJc w:val="left"/>
+      <w:pPr>
+        <w:tabs>
+          <w:tab w:val="num" w:pos="5040"/>
+        </w:tabs>
+        <w:ind w:left="5040" w:hanging="360"/>
+      </w:pPr>
+      <w:rPr>
+        <w:rFonts w:ascii="Wingdings" w:hAnsi="Wingdings" w:hint="default"/>
+        <w:sz w:val="20"/>
+      </w:rPr>
+    </w:lvl>
+    <w:lvl w:ilvl="7" w:tentative="1">
+      <w:start w:val="1"/>
+      <w:numFmt w:val="bullet"/>
+      <w:lvlText w:val=""/>
+      <w:lvlJc w:val="left"/>
+      <w:pPr>
+        <w:tabs>
+          <w:tab w:val="num" w:pos="5760"/>
+        </w:tabs>
+        <w:ind w:left="5760" w:hanging="360"/>
+      </w:pPr>
+      <w:rPr>
+        <w:rFonts w:ascii="Wingdings" w:hAnsi="Wingdings" w:hint="default"/>
+        <w:sz w:val="20"/>
+      </w:rPr>
+    </w:lvl>
+    <w:lvl w:ilvl="8" w:tentative="1">
+      <w:start w:val="1"/>
+      <w:numFmt w:val="bullet"/>
+      <w:lvlText w:val=""/>
+      <w:lvlJc w:val="left"/>
+      <w:pPr>
+        <w:tabs>
+          <w:tab w:val="num" w:pos="6480"/>
+        </w:tabs>
+        <w:ind w:left="6480" w:hanging="360"/>
+      </w:pPr>
+      <w:rPr>
+        <w:rFonts w:ascii="Wingdings" w:hAnsi="Wingdings" w:hint="default"/>
+        <w:sz w:val="20"/>
+      </w:rPr>
+    </w:lvl>
+  </w:abstractNum>
+  <w:abstractNum w:abstractNumId="3" w15:restartNumberingAfterBreak="0">
     <w:nsid w:val="56FC48FE"/>
     <w:multiLevelType w:val="hybridMultilevel"/>
     <w:tmpl w:val="E01295E2"/>
@@ -1319,7 +2456,7 @@
       </w:pPr>
     </w:lvl>
   </w:abstractNum>
-  <w:abstractNum w:abstractNumId="3" w15:restartNumberingAfterBreak="0">
+  <w:abstractNum w:abstractNumId="4" w15:restartNumberingAfterBreak="0">
     <w:nsid w:val="5D82015E"/>
     <w:multiLevelType w:val="hybridMultilevel"/>
     <w:tmpl w:val="D9984AC8"/>
@@ -1412,13 +2549,16 @@
     <w:abstractNumId w:val="1"/>
   </w:num>
   <w:num w:numId="2" w16cid:durableId="782116998">
-    <w:abstractNumId w:val="2"/>
+    <w:abstractNumId w:val="3"/>
   </w:num>
   <w:num w:numId="3" w16cid:durableId="1796025994">
     <w:abstractNumId w:val="0"/>
   </w:num>
   <w:num w:numId="4" w16cid:durableId="1610503867">
-    <w:abstractNumId w:val="3"/>
+    <w:abstractNumId w:val="4"/>
+  </w:num>
+  <w:num w:numId="5" w16cid:durableId="1215890217">
+    <w:abstractNumId w:val="2"/>
   </w:num>
 </w:numbering>
 </file>
@@ -2026,7 +3166,6 @@
   <w:style w:type="character" w:default="1" w:styleId="a0">
     <w:name w:val="Default Paragraph Font"/>
     <w:uiPriority w:val="1"/>
-    <w:semiHidden/>
     <w:unhideWhenUsed/>
   </w:style>
   <w:style w:type="table" w:default="1" w:styleId="a1">
@@ -2345,6 +3484,29 @@
       <w:spacing w:val="5"/>
     </w:rPr>
   </w:style>
+  <w:style w:type="character" w:styleId="ae">
+    <w:name w:val="Hyperlink"/>
+    <w:basedOn w:val="a0"/>
+    <w:uiPriority w:val="99"/>
+    <w:unhideWhenUsed/>
+    <w:rsid w:val="00956535"/>
+    <w:rPr>
+      <w:color w:val="467886" w:themeColor="hyperlink"/>
+      <w:u w:val="single"/>
+    </w:rPr>
+  </w:style>
+  <w:style w:type="character" w:styleId="af">
+    <w:name w:val="Unresolved Mention"/>
+    <w:basedOn w:val="a0"/>
+    <w:uiPriority w:val="99"/>
+    <w:semiHidden/>
+    <w:unhideWhenUsed/>
+    <w:rsid w:val="00956535"/>
+    <w:rPr>
+      <w:color w:val="605E5C"/>
+      <w:shd w:val="clear" w:color="auto" w:fill="E1DFDD"/>
+    </w:rPr>
+  </w:style>
 </w:styles>
 </file>
 
